--- a/중국어_대화문/6부_docx/6부_06화_시찰장의_폭발.docx
+++ b/중국어_대화문/6부_docx/6부_06화_시찰장의_폭발.docx
@@ -29,7 +29,7 @@
         <w:t>배경:</w:t>
       </w:r>
       <w:r>
-        <w:t xml:space="preserve"> [선즈위안 시점] 2032년 9월 13일(월)부터 10월 3일(일)까지. 6부 5화가 끝난 9월 2일(목) 이후이며, 가을 중앙위원회 전체회의의 소집 통지는 '9월 하순'이라는 예정대로 남아 있다. 재정투명 전담 감사팀의 우슈전은 여덟 달 동안 서류만 보아 왔다며 처음으로 현장을 보겠다고 청하고, 선즈위안은 '감사팀 수행'을 행정 일정과 공개 대장에 적는 조건으로 받아들인다. 9월 16일(목) 오전, 북원성 창촨시 동교 산업단지의 한촨 격막공장(2부 6화부터 이어진 가상의 배터리 격막 업종, 총경리 허하이성)에서 체불 해소와 대금 대조를 확인하는 시찰 도중 도포·건조 구역에서 폭발이 일어난다. 우슈전은 목숨을 잃고 청시는 크게 다쳐 수술을 받는다. 폭발과 죽음의 순간은 직접 그리지 않고 소리와 정적, 동선, 이후의 병원 복도와 통보에 무게를 둔다. 선즈위안은 구원자가 아니라 현장에서 아무것도 막지 못한 사람이며, 규칙대로 공개 대장에 사고를 기록하고 자신과 재정부를 뺀 독립 사고조사조를 제안한다. 사고 원인은 확정되지 않았고 '조사 중'이다. 다만 설비 점검 일정이 시찰 직전에 9월 15일에서 17일로 '조정'되어 있었다는 사실만 단서로 남는다. 웨이창펑 진영의 반응은 애도 성명 정도로 절제되어 있다. 쑤민은 나오지 않으며, 그녀의 소식은 메이뤄란의 전화로만 스친다. 새 설정: 우슈전의 남편은 샹원산이라는 것, 우슈전이 약봉지 겉에 연필로 쓰다 만 메모('别忘了' 뒤는 접힌 자국에 가려짐)를 웨위에게 남겼다는 것, 사고 조사조에 정치국원 량페이전이 독립 감독으로 참여한다는 것이다. 이 화의 기관·공장·인물은 모두 가상이다.</w:t>
+        <w:t xml:space="preserve"> [선즈위안 시점] 2032년 9월 13일(월)부터 10월 3일(일)까지. 6부 5화가 끝난 9월 2일(목) 이후이며, 가을 중앙위원회 전체회의의 소집 통지는 '9월 하순'이라는 예정대로 남아 있다. 재정투명 전담 감사팀의 우슈전은 여덟 달 동안 서류만 보아 왔다며 처음으로 현장을 보겠다고 청하고, 선즈위안은 '감사팀 수행'을 행정 일정과 공개 대장에 적는 조건으로 받아들인다. 9월 16일(목) 오전, 북원성 창촨시 동교 산업단지의 한촨 격막공장(6부 2화부터 이어진 가상의 배터리 격막 업종, 총경리 허하이성)에서 체불 해소와 대금 대조를 확인하는 시찰 도중 도포·건조 구역에서 폭발이 일어난다. 우슈전은 목숨을 잃고 청시는 크게 다쳐 수술을 받는다. 폭발과 죽음의 순간은 직접 그리지 않고 소리와 정적, 동선, 이후의 병원 복도와 통보에 무게를 둔다. 선즈위안은 구원자가 아니라 현장에서 아무것도 막지 못한 사람이며, 규칙대로 공개 대장에 사고를 기록하고 자신과 재정부를 뺀 독립 사고조사조를 제안한다. 사고 원인은 확정되지 않았고 '조사 중'이다. 다만 설비 점검 일정이 시찰 직전에 9월 15일에서 17일로 '조정'되어 있었다는 사실만 단서로 남는다. 웨이창펑 진영의 반응은 애도 성명 정도로 절제되어 있다. 쑤민은 나오지 않으며, 그녀의 소식은 메이뤄란의 전화로만 스친다. 새 설정: 우슈전의 남편은 샹원산이라는 것, 우슈전이 약봉지 겉에 연필로 쓰다 만 메모('别忘了' 뒤는 접힌 자국에 가려짐)를 웨위에게 남겼다는 것, 사고 조사조에 정치국원 량페이전이 독립 감독으로 참여한다는 것이다. 이 화의 기관·공장·인물은 모두 가상이다.</w:t>
       </w:r>
     </w:p>
     <w:p>
@@ -37,7 +37,7 @@
         <w:pStyle w:val="Heading2"/>
       </w:pPr>
       <w:r>
-        <w:t>장면 1 — 9월 13일(월) 오전 10시, 재정부 별관 3층 감사팀 방 — 想去现场</w:t>
+        <w:t>장면 1 — 9월 13일(월) 오전 10시, 감사서 별관 3층 감사팀 방 — 想去现场</w:t>
       </w:r>
     </w:p>
     <w:p>
@@ -899,7 +899,7 @@
     </w:p>
     <w:p>
       <w:r>
-        <w:t>(他把那页纸展开，用手抚平。名册上，“邬秀珍”三个字的旁边，不知是谁已经用铅笔打了一个小小的问号。)</w:t>
+        <w:t>(他把那页纸展开，用手抚平。名单上，“邬秀珍”三个字的旁边，不知是谁已经用铅笔打了一个小小的问号。)</w:t>
       </w:r>
     </w:p>
     <w:p>
@@ -1192,12 +1192,12 @@
         <w:pStyle w:val="Heading2"/>
       </w:pPr>
       <w:r>
-        <w:t>장면 6 — 9월 17일(금) 새벽 5시 50분, 재정부 별관 집무실 — 台账</w:t>
+        <w:t>장면 6 — 9월 17일(금) 새벽 5시 50분, 북루 집무실 — 台账</w:t>
       </w:r>
     </w:p>
     <w:p>
       <w:r>
-        <w:t>(二〇三二年九月十七日，星期五，凌晨五点五十分。别馆三层的灯一夜没有关。沈知远的办公桌上摊着公开台账的值班本，旁边是一杯早已凉透的茶，茶面上结着一层薄薄的膜。李雨桐站在桌边，眼睛是红的，手里拿着一份刚打印出来的情况汇总。)</w:t>
+        <w:t>(二〇三二年九月十七日，星期五，凌晨五点五十分。北楼三层的灯一夜没有关。沈知远的办公桌上摊着公开台账的值班本，旁边是一杯早已凉透的茶，茶面上结着一层薄薄的膜。李雨桐站在桌边，眼睛是红的，手里拿着一份刚打印出来的情况汇总。)</w:t>
       </w:r>
     </w:p>
     <w:p>
@@ -1460,7 +1460,7 @@
         <w:t>梅若兰:</w:t>
       </w:r>
       <w:r>
-        <w:t xml:space="preserve"> 好。我替你原话带过去。（顿了一顿）知远，你自己，也吃点东西。</w:t>
+        <w:t xml:space="preserve"> 好。我替你原话带过去。（顿了一顿）小沈，你自己，也吃点东西。</w:t>
       </w:r>
     </w:p>
     <w:p>
@@ -1473,7 +1473,7 @@
         <w:pStyle w:val="Heading2"/>
       </w:pPr>
       <w:r>
-        <w:t>장면 7 — 9월 17일(금) 오후 3시, 중난하이 북루 제3회의실 — 默哀一分钟</w:t>
+        <w:t>장면 7 — 9월 17일(금) 오후 3시, 북루 제3회의실 — 默哀一分钟</w:t>
       </w:r>
     </w:p>
     <w:p>
@@ -2082,7 +2082,7 @@
         <w:t>沈知远:</w:t>
       </w:r>
       <w:r>
-        <w:t xml:space="preserve"> 九月二十七号发的，会议在十月下旬。时间没有变。</w:t>
+        <w:t xml:space="preserve"> 九月二十七号发的，会议在十一月下旬。时间没有变。</w:t>
       </w:r>
     </w:p>
     <w:p>
